--- a/docs/03-report/实训文档/23030301曹磊-1/9-课程报告.docx
+++ b/docs/03-report/实训文档/23030301曹磊-1/9-课程报告.docx
@@ -1373,7 +1373,7 @@
                 <w:sz w:val="30"/>
                 <w:u w:val="none"/>
               </w:rPr>
-              <w:t xml:space="preserve">学    号            </w:t>
+              <w:t xml:space="preserve">学    号           </w:t>
             </w:r>
             <w:r>
               <w:rPr>
@@ -1381,7 +1381,7 @@
                 <w:sz w:val="30"/>
                 <w:u w:val="single"/>
               </w:rPr>
-              <w:t xml:space="preserve">  23030301  </w:t>
+              <w:t xml:space="preserve">   23030301   </w:t>
             </w:r>
           </w:p>
         </w:tc>
@@ -1424,7 +1424,7 @@
                 <w:sz w:val="30"/>
                 <w:u w:val="none"/>
               </w:rPr>
-              <w:t xml:space="preserve">姓    名              </w:t>
+              <w:t xml:space="preserve">姓    名           </w:t>
             </w:r>
             <w:r>
               <w:rPr>
